--- a/elearning-course/scorm-plans/client-review/MyClinic_Elearning_Storyboard_Review_Pack_v0.2.docx
+++ b/elearning-course/scorm-plans/client-review/MyClinic_Elearning_Storyboard_Review_Pack_v0.2.docx
@@ -54,6 +54,19 @@
     <w:p>
       <w:r>
         <w:t>This pack indexes the eight controlled storyboard documents. It makes clear what is ready for SME review and what remains blocked by policy, rights, voice or test-environment decisions.</w:t>
+      </w:r>
+    </w:p>
+    <w:p>
+      <w:pPr>
+        <w:pStyle w:val="Heading1"/>
+      </w:pPr>
+      <w:r>
+        <w:t>SME review queue</w:t>
+      </w:r>
+    </w:p>
+    <w:p>
+      <w:r>
+        <w:t>Use 00_program/storyboard-review-register.md and its CSV sibling alongside this pack. The register routes screen-level interaction detail, visual-hotspot and privacy checks to named review roles; it is a pre-build queue, not an approval record.</w:t>
       </w:r>
     </w:p>
     <w:p>

--- a/elearning-course/scorm-plans/client-review/MyClinic_Elearning_Storyboard_Review_Pack_v0.2.docx
+++ b/elearning-course/scorm-plans/client-review/MyClinic_Elearning_Storyboard_Review_Pack_v0.2.docx
@@ -19,7 +19,7 @@
                     <pic:cNvPicPr/>
                   </pic:nvPicPr>
                   <pic:blipFill>
-                    <a:blip r:embed="rId9"/>
+                    <a:blip r:embed="rId11"/>
                     <a:stretch>
                       <a:fillRect/>
                     </a:stretch>
@@ -48,9 +48,140 @@
     </w:p>
     <w:p>
       <w:r>
-        <w:t>Client review edition · 14 October 2026</w:t>
+        <w:t>Client review edition · 14 October 2026 · MC-SB-00 v0.2</w:t>
       </w:r>
     </w:p>
+    <w:tbl>
+      <w:tblPr>
+        <w:tblStyle w:val="LightShading-Accent1"/>
+        <w:tblW w:type="auto" w:w="0"/>
+        <w:tblLook w:firstColumn="1" w:firstRow="1" w:lastColumn="0" w:lastRow="0" w:noHBand="0" w:noVBand="1" w:val="04A0"/>
+      </w:tblPr>
+      <w:tblGrid>
+        <w:gridCol w:w="5083"/>
+        <w:gridCol w:w="5083"/>
+      </w:tblGrid>
+      <w:tr>
+        <w:tc>
+          <w:tcPr>
+            <w:tcW w:type="dxa" w:w="5083"/>
+            <w:shd w:fill="003867"/>
+          </w:tcPr>
+          <w:p>
+            <w:r>
+              <w:rPr>
+                <w:b/>
+                <w:color w:val="FFFFFF"/>
+              </w:rPr>
+              <w:t>Document</w:t>
+            </w:r>
+          </w:p>
+        </w:tc>
+        <w:tc>
+          <w:tcPr>
+            <w:tcW w:type="dxa" w:w="5083"/>
+          </w:tcPr>
+          <w:p>
+            <w:r>
+              <w:rPr>
+                <w:sz w:val="17"/>
+              </w:rPr>
+              <w:t>MC-SB-00 · programme review pack index</w:t>
+            </w:r>
+          </w:p>
+        </w:tc>
+      </w:tr>
+      <w:tr>
+        <w:tc>
+          <w:tcPr>
+            <w:tcW w:type="dxa" w:w="5083"/>
+            <w:shd w:fill="003867"/>
+          </w:tcPr>
+          <w:p>
+            <w:r>
+              <w:rPr>
+                <w:b/>
+                <w:color w:val="FFFFFF"/>
+              </w:rPr>
+              <w:t>Revision</w:t>
+            </w:r>
+          </w:p>
+        </w:tc>
+        <w:tc>
+          <w:tcPr>
+            <w:tcW w:type="dxa" w:w="5083"/>
+          </w:tcPr>
+          <w:p>
+            <w:r>
+              <w:rPr>
+                <w:sz w:val="17"/>
+              </w:rPr>
+              <w:t>v0.2 · 14 October 2026</w:t>
+            </w:r>
+          </w:p>
+        </w:tc>
+      </w:tr>
+      <w:tr>
+        <w:tc>
+          <w:tcPr>
+            <w:tcW w:type="dxa" w:w="5083"/>
+            <w:shd w:fill="003867"/>
+          </w:tcPr>
+          <w:p>
+            <w:r>
+              <w:rPr>
+                <w:b/>
+                <w:color w:val="FFFFFF"/>
+              </w:rPr>
+              <w:t>Covers</w:t>
+            </w:r>
+          </w:p>
+        </w:tc>
+        <w:tc>
+          <w:tcPr>
+            <w:tcW w:type="dxa" w:w="5083"/>
+          </w:tcPr>
+          <w:p>
+            <w:r>
+              <w:rPr>
+                <w:sz w:val="17"/>
+              </w:rPr>
+              <w:t>Modules 01–08 storyboard renderings plus this index</w:t>
+            </w:r>
+          </w:p>
+        </w:tc>
+      </w:tr>
+      <w:tr>
+        <w:tc>
+          <w:tcPr>
+            <w:tcW w:type="dxa" w:w="5083"/>
+            <w:shd w:fill="003867"/>
+          </w:tcPr>
+          <w:p>
+            <w:r>
+              <w:rPr>
+                <w:b/>
+                <w:color w:val="FFFFFF"/>
+              </w:rPr>
+              <w:t>Status</w:t>
+            </w:r>
+          </w:p>
+        </w:tc>
+        <w:tc>
+          <w:tcPr>
+            <w:tcW w:type="dxa" w:w="5083"/>
+          </w:tcPr>
+          <w:p>
+            <w:r>
+              <w:rPr>
+                <w:sz w:val="17"/>
+              </w:rPr>
+              <w:t>Draft for SME review — not approved course content</w:t>
+            </w:r>
+          </w:p>
+        </w:tc>
+      </w:tr>
+    </w:tbl>
     <w:p>
       <w:r>
         <w:t>This pack indexes the eight controlled storyboard documents. It makes clear what is ready for SME review and what remains blocked by policy, rights, voice or test-environment decisions.</w:t>
@@ -553,6 +684,8 @@
       </w:r>
     </w:p>
     <w:sectPr>
+      <w:headerReference w:type="default" r:id="rId9"/>
+      <w:footerReference w:type="default" r:id="rId10"/>
       <w:pgSz w:w="12240" w:h="15840"/>
       <w:pgMar w:top="1008" w:right="1037" w:bottom="1008" w:left="1037" w:header="720" w:footer="720" w:gutter="0"/>
       <w:cols w:space="720"/>
@@ -560,6 +693,110 @@
     </w:sectPr>
   </w:body>
 </w:document>
+</file>
+
+<file path=word/footer1.xml><?xml version="1.0" encoding="utf-8"?>
+<w:ftr xmlns:m="http://schemas.openxmlformats.org/officeDocument/2006/math" xmlns:mc="http://schemas.openxmlformats.org/markup-compatibility/2006" xmlns:mo="http://schemas.microsoft.com/office/mac/office/2008/main" xmlns:mv="urn:schemas-microsoft-com:mac:vml" xmlns:o="urn:schemas-microsoft-com:office:office" xmlns:r="http://schemas.openxmlformats.org/officeDocument/2006/relationships" xmlns:v="urn:schemas-microsoft-com:vml" xmlns:w10="urn:schemas-microsoft-com:office:word" xmlns:w14="http://schemas.microsoft.com/office/word/2010/wordml" xmlns:w="http://schemas.openxmlformats.org/wordprocessingml/2006/main" xmlns:wne="http://schemas.microsoft.com/office/word/2006/wordml" xmlns:wp14="http://schemas.microsoft.com/office/word/2010/wordprocessingDrawing" xmlns:wp="http://schemas.openxmlformats.org/drawingml/2006/wordprocessingDrawing" xmlns:wpc="http://schemas.microsoft.com/office/word/2010/wordprocessingCanvas" xmlns:wpg="http://schemas.microsoft.com/office/word/2010/wordprocessingGroup" xmlns:wpi="http://schemas.microsoft.com/office/word/2010/wordprocessingInk" xmlns:wps="http://schemas.microsoft.com/office/word/2010/wordprocessingShape" mc:Ignorable="w14 wp14">
+  <w:p>
+    <w:pPr>
+      <w:pStyle w:val="Footer"/>
+      <w:jc w:val="left"/>
+    </w:pPr>
+    <w:r>
+      <w:rPr>
+        <w:rFonts w:ascii="Montserrat" w:hAnsi="Montserrat"/>
+        <w:color w:val="5B6B7B"/>
+        <w:sz w:val="15"/>
+      </w:rPr>
+      <w:t xml:space="preserve">Client review edition · 14 October 2026 · MC-SB-00 v0.2   ·   Page </w:t>
+    </w:r>
+    <w:r>
+      <w:rPr>
+        <w:rFonts w:ascii="Montserrat" w:hAnsi="Montserrat"/>
+        <w:color w:val="5B6B7B"/>
+        <w:sz w:val="15"/>
+      </w:rPr>
+      <w:fldChar w:fldCharType="begin"/>
+      <w:instrText xml:space="preserve"> PAGE </w:instrText>
+      <w:fldChar w:fldCharType="end"/>
+    </w:r>
+    <w:r>
+      <w:rPr>
+        <w:rFonts w:ascii="Montserrat" w:hAnsi="Montserrat"/>
+        <w:color w:val="5B6B7B"/>
+        <w:sz w:val="15"/>
+      </w:rPr>
+      <w:t xml:space="preserve"> of </w:t>
+    </w:r>
+    <w:r>
+      <w:rPr>
+        <w:rFonts w:ascii="Montserrat" w:hAnsi="Montserrat"/>
+        <w:color w:val="5B6B7B"/>
+        <w:sz w:val="15"/>
+      </w:rPr>
+      <w:fldChar w:fldCharType="begin"/>
+      <w:instrText xml:space="preserve"> NUMPAGES </w:instrText>
+      <w:fldChar w:fldCharType="end"/>
+    </w:r>
+  </w:p>
+</w:ftr>
+</file>
+
+<file path=word/header1.xml><?xml version="1.0" encoding="utf-8"?>
+<w:hdr xmlns:m="http://schemas.openxmlformats.org/officeDocument/2006/math" xmlns:mc="http://schemas.openxmlformats.org/markup-compatibility/2006" xmlns:mo="http://schemas.microsoft.com/office/mac/office/2008/main" xmlns:mv="urn:schemas-microsoft-com:mac:vml" xmlns:o="urn:schemas-microsoft-com:office:office" xmlns:r="http://schemas.openxmlformats.org/officeDocument/2006/relationships" xmlns:v="urn:schemas-microsoft-com:vml" xmlns:w10="urn:schemas-microsoft-com:office:word" xmlns:w14="http://schemas.microsoft.com/office/word/2010/wordml" xmlns:w="http://schemas.openxmlformats.org/wordprocessingml/2006/main" xmlns:wne="http://schemas.microsoft.com/office/word/2006/wordml" xmlns:wp14="http://schemas.microsoft.com/office/word/2010/wordprocessingDrawing" xmlns:wp="http://schemas.openxmlformats.org/drawingml/2006/wordprocessingDrawing" xmlns:wpc="http://schemas.microsoft.com/office/word/2010/wordprocessingCanvas" xmlns:wpg="http://schemas.microsoft.com/office/word/2010/wordprocessingGroup" xmlns:wpi="http://schemas.microsoft.com/office/word/2010/wordprocessingInk" xmlns:wps="http://schemas.microsoft.com/office/word/2010/wordprocessingShape" mc:Ignorable="w14 wp14">
+  <w:p>
+    <w:pPr>
+      <w:pStyle w:val="Header"/>
+      <w:tabs>
+        <w:tab w:pos="10166" w:val="right"/>
+      </w:tabs>
+      <w:jc w:val="left"/>
+    </w:pPr>
+    <w:r>
+      <w:drawing>
+        <wp:inline xmlns:a="http://schemas.openxmlformats.org/drawingml/2006/main" xmlns:pic="http://schemas.openxmlformats.org/drawingml/2006/picture">
+          <wp:extent cx="1234440" cy="469012"/>
+          <wp:docPr id="1" name="Picture 1"/>
+          <wp:cNvGraphicFramePr>
+            <a:graphicFrameLocks noChangeAspect="1"/>
+          </wp:cNvGraphicFramePr>
+          <a:graphic>
+            <a:graphicData uri="http://schemas.openxmlformats.org/drawingml/2006/picture">
+              <pic:pic>
+                <pic:nvPicPr>
+                  <pic:cNvPr id="0" name="logo-horizontal-navy.png"/>
+                  <pic:cNvPicPr/>
+                </pic:nvPicPr>
+                <pic:blipFill>
+                  <a:blip r:embed="rId1"/>
+                  <a:stretch>
+                    <a:fillRect/>
+                  </a:stretch>
+                </pic:blipFill>
+                <pic:spPr>
+                  <a:xfrm>
+                    <a:off x="0" y="0"/>
+                    <a:ext cx="1234440" cy="469012"/>
+                  </a:xfrm>
+                  <a:prstGeom prst="rect"/>
+                </pic:spPr>
+              </pic:pic>
+            </a:graphicData>
+          </a:graphic>
+        </wp:inline>
+      </w:drawing>
+    </w:r>
+    <w:r>
+      <w:rPr>
+        <w:rFonts w:ascii="Montserrat" w:hAnsi="Montserrat"/>
+        <w:color w:val="5B6B7B"/>
+        <w:sz w:val="15"/>
+      </w:rPr>
+      <w:tab/>
+      <w:t>MY CLINIC  |  STORYBOARD REVIEW  |  MC-SB-00 v0.2</w:t>
+    </w:r>
+  </w:p>
+</w:hdr>
 </file>
 
 <file path=word/numbering.xml><?xml version="1.0" encoding="utf-8"?>

--- a/elearning-course/scorm-plans/client-review/MyClinic_Elearning_Storyboard_Review_Pack_v0.2.docx
+++ b/elearning-course/scorm-plans/client-review/MyClinic_Elearning_Storyboard_Review_Pack_v0.2.docx
@@ -48,7 +48,7 @@
     </w:p>
     <w:p>
       <w:r>
-        <w:t>Client review edition · 14 October 2026 · MC-SB-00 v0.2</w:t>
+        <w:t>Client review edition · 15 October 2026 · MC-SB-00 v0.2</w:t>
       </w:r>
     </w:p>
     <w:tbl>
@@ -116,7 +116,7 @@
               <w:rPr>
                 <w:sz w:val="17"/>
               </w:rPr>
-              <w:t>v0.2 · 14 October 2026</w:t>
+              <w:t>v0.2 · 15 October 2026</w:t>
             </w:r>
           </w:p>
         </w:tc>
@@ -708,7 +708,7 @@
         <w:color w:val="5B6B7B"/>
         <w:sz w:val="15"/>
       </w:rPr>
-      <w:t xml:space="preserve">Client review edition · 14 October 2026 · MC-SB-00 v0.2   ·   Page </w:t>
+      <w:t xml:space="preserve">Client review edition · 15 October 2026 · MC-SB-00 v0.2   ·   Page </w:t>
     </w:r>
     <w:r>
       <w:rPr>
